--- a/files/CV_english.docx
+++ b/files/CV_english.docx
@@ -1937,7 +1937,16 @@
                 <w:sz w:val="22"/>
                 <w:szCs w:val="28"/>
               </w:rPr>
-              <w:t>I participated in national computer science olimpiads twice in high school</w:t>
+              <w:t>P</w:t>
+            </w:r>
+            <w:r>
+              <w:rPr>
+                <w:b w:val="0"/>
+                <w:bCs w:val="0"/>
+                <w:sz w:val="22"/>
+                <w:szCs w:val="28"/>
+              </w:rPr>
+              <w:t>articipated in national computer science olimpiads twice in high school</w:t>
             </w:r>
             <w:r>
               <w:rPr>
@@ -4367,6 +4376,15 @@
 </file>
 
 <file path=customXml/item2.xml><?xml version="1.0" encoding="utf-8"?>
+<p:properties xmlns:p="http://schemas.microsoft.com/office/2006/metadata/properties" xmlns:xsi="http://www.w3.org/2001/XMLSchema-instance" xmlns:pc="http://schemas.microsoft.com/office/infopath/2007/PartnerControls">
+  <documentManagement>
+    <Status xmlns="71af3243-3dd4-4a8d-8c0d-dd76da1f02a5">Not started</Status>
+    <MediaServiceKeyPoints xmlns="71af3243-3dd4-4a8d-8c0d-dd76da1f02a5" xsi:nil="true"/>
+  </documentManagement>
+</p:properties>
+</file>
+
+<file path=customXml/item3.xml><?xml version="1.0" encoding="utf-8"?>
 <ct:contentTypeSchema xmlns:ct="http://schemas.microsoft.com/office/2006/metadata/contentType" xmlns:ma="http://schemas.microsoft.com/office/2006/metadata/properties/metaAttributes" ct:_="" ma:_="" ma:contentTypeName="Document" ma:contentTypeID="0x01010079F111ED35F8CC479449609E8A0923A6" ma:contentTypeVersion="12" ma:contentTypeDescription="Create a new document." ma:contentTypeScope="" ma:versionID="426e97fa315356fffbdcd9876fe988c2">
   <xsd:schema xmlns:xsd="http://www.w3.org/2001/XMLSchema" xmlns:xs="http://www.w3.org/2001/XMLSchema" xmlns:p="http://schemas.microsoft.com/office/2006/metadata/properties" xmlns:ns2="71af3243-3dd4-4a8d-8c0d-dd76da1f02a5" xmlns:ns3="16c05727-aa75-4e4a-9b5f-8a80a1165891" targetNamespace="http://schemas.microsoft.com/office/2006/metadata/properties" ma:root="true" ma:fieldsID="14b8f0def80e6d70ce3def20c90759ae" ns2:_="" ns3:_="">
     <xsd:import namespace="71af3243-3dd4-4a8d-8c0d-dd76da1f02a5"/>
@@ -4587,15 +4605,6 @@
 </ct:contentTypeSchema>
 </file>
 
-<file path=customXml/item3.xml><?xml version="1.0" encoding="utf-8"?>
-<p:properties xmlns:p="http://schemas.microsoft.com/office/2006/metadata/properties" xmlns:xsi="http://www.w3.org/2001/XMLSchema-instance" xmlns:pc="http://schemas.microsoft.com/office/infopath/2007/PartnerControls">
-  <documentManagement>
-    <Status xmlns="71af3243-3dd4-4a8d-8c0d-dd76da1f02a5">Not started</Status>
-    <MediaServiceKeyPoints xmlns="71af3243-3dd4-4a8d-8c0d-dd76da1f02a5" xsi:nil="true"/>
-  </documentManagement>
-</p:properties>
-</file>
-
 <file path=customXml/itemProps1.xml><?xml version="1.0" encoding="utf-8"?>
 <ds:datastoreItem xmlns:ds="http://schemas.openxmlformats.org/officeDocument/2006/customXml" ds:itemID="{43100257-678D-4F1A-A316-8D9E825191C6}">
   <ds:schemaRefs>
@@ -4605,6 +4614,16 @@
 </file>
 
 <file path=customXml/itemProps2.xml><?xml version="1.0" encoding="utf-8"?>
+<ds:datastoreItem xmlns:ds="http://schemas.openxmlformats.org/officeDocument/2006/customXml" ds:itemID="{54F1B61E-4E24-4B70-A19F-0092E1166AB4}">
+  <ds:schemaRefs>
+    <ds:schemaRef ds:uri="http://schemas.microsoft.com/office/2006/metadata/properties"/>
+    <ds:schemaRef ds:uri="http://schemas.microsoft.com/office/infopath/2007/PartnerControls"/>
+    <ds:schemaRef ds:uri="71af3243-3dd4-4a8d-8c0d-dd76da1f02a5"/>
+  </ds:schemaRefs>
+</ds:datastoreItem>
+</file>
+
+<file path=customXml/itemProps3.xml><?xml version="1.0" encoding="utf-8"?>
 <ds:datastoreItem xmlns:ds="http://schemas.openxmlformats.org/officeDocument/2006/customXml" ds:itemID="{8AF3B845-4FA5-4DD4-A83D-89059E47C84A}">
   <ds:schemaRefs>
     <ds:schemaRef ds:uri="http://schemas.microsoft.com/office/2006/metadata/contentType"/>
@@ -4621,14 +4640,4 @@
     <ds:schemaRef ds:uri="http://schemas.microsoft.com/internal/obd"/>
   </ds:schemaRefs>
 </ds:datastoreItem>
-</file>
-
-<file path=customXml/itemProps3.xml><?xml version="1.0" encoding="utf-8"?>
-<ds:datastoreItem xmlns:ds="http://schemas.openxmlformats.org/officeDocument/2006/customXml" ds:itemID="{54F1B61E-4E24-4B70-A19F-0092E1166AB4}">
-  <ds:schemaRefs>
-    <ds:schemaRef ds:uri="http://schemas.microsoft.com/office/2006/metadata/properties"/>
-    <ds:schemaRef ds:uri="http://schemas.microsoft.com/office/infopath/2007/PartnerControls"/>
-    <ds:schemaRef ds:uri="71af3243-3dd4-4a8d-8c0d-dd76da1f02a5"/>
-  </ds:schemaRefs>
-</ds:datastoreItem>
 </file>